--- a/draft Autre document.docx
+++ b/draft Autre document.docx
@@ -663,52 +663,6 @@
     </w:p>
     <w:p>
       <w:pPr>
-        <w:spacing w:line="360" w:lineRule="auto"/>
-        <w:ind w:firstLine="0"/>
-        <w:rPr>
-          <w:sz w:val="24"/>
-          <w:szCs w:val="24"/>
-        </w:rPr>
-      </w:pPr>
-    </w:p>
-    <w:p>
-      <w:pPr>
-        <w:spacing w:line="360" w:lineRule="auto"/>
-        <w:ind w:firstLine="0"/>
-        <w:jc w:val="center"/>
-        <w:rPr>
-          <w:sz w:val="24"/>
-          <w:szCs w:val="24"/>
-        </w:rPr>
-      </w:pPr>
-    </w:p>
-    <w:p>
-      <w:pPr>
-        <w:spacing w:line="360" w:lineRule="auto"/>
-        <w:ind w:firstLine="0"/>
-        <w:jc w:val="center"/>
-        <w:rPr>
-          <w:sz w:val="24"/>
-          <w:szCs w:val="24"/>
-        </w:rPr>
-      </w:pPr>
-      <w:r>
-        <w:rPr>
-          <w:sz w:val="24"/>
-          <w:szCs w:val="24"/>
-        </w:rPr>
-        <w:t xml:space="preserve">LISTE DES ATTESTATIONS DE </w:t>
-      </w:r>
-      <w:r>
-        <w:rPr>
-          <w:sz w:val="24"/>
-          <w:szCs w:val="24"/>
-        </w:rPr>
-        <w:t>CERTIFICATION</w:t>
-      </w:r>
-    </w:p>
-    <w:p>
-      <w:pPr>
         <w:keepNext/>
         <w:spacing w:before="200" w:after="40" w:line="360" w:lineRule="auto"/>
         <w:jc w:val="left"/>
@@ -721,267 +675,80 @@
         <w:rPr>
           <w:b/>
           <w:sz w:val="24"/>
-          <w:szCs w:val="24"/>
-        </w:rPr>
-        <w:t>Attestation n° 1</w:t>
-      </w:r>
-      <w:r>
-        <w:rPr>
-          <w:b/>
-          <w:sz w:val="24"/>
-          <w:szCs w:val="24"/>
-        </w:rPr>
-        <w:t> :</w:t>
-      </w:r>
-      <w:r>
-        <w:rPr>
-          <w:b/>
-          <w:sz w:val="24"/>
-          <w:szCs w:val="24"/>
-        </w:rPr>
-        <w:t xml:space="preserve"> </w:t>
-      </w:r>
-      <w:proofErr w:type="spellStart"/>
-      <w:r>
-        <w:rPr>
-          <w:b/>
-          <w:sz w:val="24"/>
-          <w:szCs w:val="24"/>
-        </w:rPr>
-        <w:t>Certificate</w:t>
-      </w:r>
-      <w:proofErr w:type="spellEnd"/>
-      <w:r>
-        <w:rPr>
-          <w:b/>
-          <w:sz w:val="24"/>
-          <w:szCs w:val="24"/>
-        </w:rPr>
-        <w:t xml:space="preserve"> of Participation 7-Module Master </w:t>
-      </w:r>
-      <w:proofErr w:type="spellStart"/>
-      <w:r>
-        <w:rPr>
-          <w:b/>
-          <w:sz w:val="24"/>
-          <w:szCs w:val="24"/>
-        </w:rPr>
-        <w:t>Trainers</w:t>
-      </w:r>
-      <w:proofErr w:type="spellEnd"/>
-      <w:r>
-        <w:rPr>
-          <w:b/>
-          <w:sz w:val="24"/>
-          <w:szCs w:val="24"/>
-        </w:rPr>
-        <w:t xml:space="preserve">' </w:t>
-      </w:r>
-      <w:proofErr w:type="spellStart"/>
-      <w:r>
-        <w:rPr>
-          <w:b/>
-          <w:sz w:val="24"/>
-          <w:szCs w:val="24"/>
-        </w:rPr>
-        <w:t>Certificate</w:t>
-      </w:r>
-      <w:proofErr w:type="spellEnd"/>
-      <w:r>
-        <w:rPr>
-          <w:b/>
-          <w:sz w:val="24"/>
-          <w:szCs w:val="24"/>
-        </w:rPr>
-        <w:t xml:space="preserve"> Course in </w:t>
-      </w:r>
-      <w:proofErr w:type="spellStart"/>
-      <w:r>
-        <w:rPr>
-          <w:b/>
-          <w:sz w:val="24"/>
-          <w:szCs w:val="24"/>
-        </w:rPr>
-        <w:t>Sexual</w:t>
-      </w:r>
-      <w:proofErr w:type="spellEnd"/>
-      <w:r>
-        <w:rPr>
-          <w:b/>
-          <w:sz w:val="24"/>
-          <w:szCs w:val="24"/>
-        </w:rPr>
-        <w:t xml:space="preserve"> Reproductive </w:t>
-      </w:r>
-      <w:proofErr w:type="spellStart"/>
-      <w:r>
-        <w:rPr>
-          <w:b/>
-          <w:sz w:val="24"/>
-          <w:szCs w:val="24"/>
-        </w:rPr>
-        <w:t>Health</w:t>
-      </w:r>
-      <w:proofErr w:type="spellEnd"/>
-      <w:r>
-        <w:rPr>
-          <w:b/>
-          <w:sz w:val="24"/>
-          <w:szCs w:val="24"/>
-        </w:rPr>
-        <w:t xml:space="preserve"> and </w:t>
-      </w:r>
-      <w:proofErr w:type="spellStart"/>
-      <w:r>
-        <w:rPr>
-          <w:b/>
-          <w:sz w:val="24"/>
-          <w:szCs w:val="24"/>
-        </w:rPr>
-        <w:t>Rights</w:t>
-      </w:r>
-      <w:proofErr w:type="spellEnd"/>
-      <w:r>
-        <w:rPr>
-          <w:b/>
-          <w:sz w:val="24"/>
-          <w:szCs w:val="24"/>
-        </w:rPr>
-        <w:t xml:space="preserve"> for </w:t>
-      </w:r>
-      <w:proofErr w:type="spellStart"/>
-      <w:r>
-        <w:rPr>
-          <w:b/>
-          <w:sz w:val="24"/>
-          <w:szCs w:val="24"/>
-        </w:rPr>
-        <w:t>Youth</w:t>
-      </w:r>
-      <w:proofErr w:type="spellEnd"/>
-      <w:r>
-        <w:rPr>
-          <w:b/>
-          <w:sz w:val="24"/>
-          <w:szCs w:val="24"/>
-        </w:rPr>
-        <w:t xml:space="preserve"> Inclusion</w:t>
-      </w:r>
-    </w:p>
-    <w:p>
-      <w:pPr>
-        <w:spacing w:after="40" w:line="360" w:lineRule="auto"/>
-        <w:ind w:firstLine="0"/>
-        <w:rPr>
-          <w:sz w:val="24"/>
-          <w:szCs w:val="24"/>
-        </w:rPr>
-      </w:pPr>
-      <w:r>
-        <w:rPr>
-          <w:b/>
-          <w:sz w:val="24"/>
-          <w:szCs w:val="24"/>
-        </w:rPr>
-        <w:t xml:space="preserve">Titulaire / bénéficiaire : </w:t>
-      </w:r>
-      <w:r>
-        <w:rPr>
-          <w:sz w:val="24"/>
-          <w:szCs w:val="24"/>
-        </w:rPr>
-        <w:t>Colette Sylvie AZANDJEME</w:t>
-      </w:r>
-    </w:p>
-    <w:p>
-      <w:pPr>
-        <w:spacing w:after="40" w:line="360" w:lineRule="auto"/>
-        <w:ind w:firstLine="0"/>
-        <w:rPr>
-          <w:sz w:val="24"/>
-          <w:szCs w:val="24"/>
-        </w:rPr>
-      </w:pPr>
-      <w:r>
-        <w:rPr>
-          <w:b/>
-          <w:sz w:val="24"/>
-          <w:szCs w:val="24"/>
+        </w:rPr>
+        <w:t>Attestation n° 5 : Premières Journées d’Épidémiologie et de Santé Publique de l’Université de Parakou (JESP-UP)</w:t>
+      </w:r>
+    </w:p>
+    <w:p>
+      <w:pPr>
+        <w:spacing w:after="40" w:line="360" w:lineRule="auto"/>
+        <w:ind w:firstLine="0"/>
+        <w:rPr>
+          <w:sz w:val="24"/>
+          <w:szCs w:val="24"/>
+        </w:rPr>
+      </w:pPr>
+      <w:r>
+        <w:rPr>
+          <w:b/>
+          <w:sz w:val="24"/>
         </w:rPr>
         <w:t xml:space="preserve">Date de début : </w:t>
       </w:r>
       <w:r>
         <w:rPr>
-          <w:sz w:val="24"/>
-          <w:szCs w:val="24"/>
-        </w:rPr>
-        <w:t>26 juin 2021</w:t>
-      </w:r>
-    </w:p>
-    <w:p>
-      <w:pPr>
-        <w:spacing w:after="40" w:line="360" w:lineRule="auto"/>
-        <w:ind w:firstLine="0"/>
-        <w:rPr>
-          <w:sz w:val="24"/>
-          <w:szCs w:val="24"/>
-        </w:rPr>
-      </w:pPr>
-      <w:r>
-        <w:rPr>
-          <w:b/>
-          <w:sz w:val="24"/>
-          <w:szCs w:val="24"/>
+          <w:b w:val="0"/>
+          <w:sz w:val="24"/>
+        </w:rPr>
+        <w:t>06 mai 2022</w:t>
+      </w:r>
+    </w:p>
+    <w:p>
+      <w:pPr>
+        <w:spacing w:after="40" w:line="360" w:lineRule="auto"/>
+        <w:ind w:firstLine="0"/>
+        <w:rPr>
+          <w:sz w:val="24"/>
+          <w:szCs w:val="24"/>
+        </w:rPr>
+      </w:pPr>
+      <w:r>
+        <w:rPr>
+          <w:b/>
+          <w:sz w:val="24"/>
         </w:rPr>
         <w:t xml:space="preserve">Date de fin : </w:t>
       </w:r>
       <w:r>
         <w:rPr>
-          <w:sz w:val="24"/>
-          <w:szCs w:val="24"/>
-        </w:rPr>
-        <w:t>04 juillet 2021</w:t>
-      </w:r>
-    </w:p>
-    <w:p>
-      <w:pPr>
-        <w:spacing w:after="40" w:line="360" w:lineRule="auto"/>
-        <w:ind w:firstLine="0"/>
-        <w:rPr>
-          <w:sz w:val="24"/>
-          <w:szCs w:val="24"/>
-        </w:rPr>
-      </w:pPr>
-      <w:r>
-        <w:rPr>
-          <w:b/>
-          <w:sz w:val="24"/>
-          <w:szCs w:val="24"/>
+          <w:b w:val="0"/>
+          <w:sz w:val="24"/>
+        </w:rPr>
+        <w:t>07 mai 2022</w:t>
+      </w:r>
+    </w:p>
+    <w:p>
+      <w:pPr>
+        <w:spacing w:after="40" w:line="360" w:lineRule="auto"/>
+        <w:ind w:firstLine="0"/>
+        <w:rPr>
+          <w:sz w:val="24"/>
+          <w:szCs w:val="24"/>
+        </w:rPr>
+      </w:pPr>
+      <w:r>
+        <w:rPr>
+          <w:b/>
+          <w:sz w:val="24"/>
         </w:rPr>
         <w:t xml:space="preserve">Lieu : </w:t>
       </w:r>
       <w:r>
         <w:rPr>
-          <w:sz w:val="24"/>
-          <w:szCs w:val="24"/>
-        </w:rPr>
-        <w:t xml:space="preserve">La Haye (The Hague), Pays-Bas certificat délivré par Erasmus </w:t>
-      </w:r>
-      <w:proofErr w:type="spellStart"/>
-      <w:r>
-        <w:rPr>
-          <w:sz w:val="24"/>
-          <w:szCs w:val="24"/>
-        </w:rPr>
-        <w:t>University</w:t>
-      </w:r>
-      <w:proofErr w:type="spellEnd"/>
-      <w:r>
-        <w:rPr>
-          <w:sz w:val="24"/>
-          <w:szCs w:val="24"/>
-        </w:rPr>
-        <w:t xml:space="preserve"> Rotterdam</w:t>
+          <w:b w:val="0"/>
+          <w:sz w:val="24"/>
+        </w:rPr>
+        <w:t>ENATSE, Université de Parakou, Parakou, Bénin</w:t>
       </w:r>
     </w:p>
     <w:p>
@@ -997,192 +764,15 @@
         <w:rPr>
           <w:b/>
           <w:sz w:val="24"/>
-          <w:szCs w:val="24"/>
         </w:rPr>
         <w:t xml:space="preserve">Objet : </w:t>
       </w:r>
       <w:r>
         <w:rPr>
-          <w:sz w:val="24"/>
-          <w:szCs w:val="24"/>
-        </w:rPr>
-        <w:t xml:space="preserve">Achèvement avec succès du cours certifiant de Master Formateurs (7 modules) en Santé Sexuelle et Reproductive et Droits pour l'inclusion des jeunes (« </w:t>
-      </w:r>
-      <w:proofErr w:type="spellStart"/>
-      <w:r>
-        <w:rPr>
-          <w:sz w:val="24"/>
-          <w:szCs w:val="24"/>
-        </w:rPr>
-        <w:t>Sexual</w:t>
-      </w:r>
-      <w:proofErr w:type="spellEnd"/>
-      <w:r>
-        <w:rPr>
-          <w:sz w:val="24"/>
-          <w:szCs w:val="24"/>
-        </w:rPr>
-        <w:t xml:space="preserve"> Reproductive </w:t>
-      </w:r>
-      <w:proofErr w:type="spellStart"/>
-      <w:r>
-        <w:rPr>
-          <w:sz w:val="24"/>
-          <w:szCs w:val="24"/>
-        </w:rPr>
-        <w:t>Health</w:t>
-      </w:r>
-      <w:proofErr w:type="spellEnd"/>
-      <w:r>
-        <w:rPr>
-          <w:sz w:val="24"/>
-          <w:szCs w:val="24"/>
-        </w:rPr>
-        <w:t xml:space="preserve"> and </w:t>
-      </w:r>
-      <w:proofErr w:type="spellStart"/>
-      <w:r>
-        <w:rPr>
-          <w:sz w:val="24"/>
-          <w:szCs w:val="24"/>
-        </w:rPr>
-        <w:t>Rights</w:t>
-      </w:r>
-      <w:proofErr w:type="spellEnd"/>
-      <w:r>
-        <w:rPr>
-          <w:sz w:val="24"/>
-          <w:szCs w:val="24"/>
-        </w:rPr>
-        <w:t xml:space="preserve"> for </w:t>
-      </w:r>
-      <w:proofErr w:type="spellStart"/>
-      <w:r>
-        <w:rPr>
-          <w:sz w:val="24"/>
-          <w:szCs w:val="24"/>
-        </w:rPr>
-        <w:t>Youth</w:t>
-      </w:r>
-      <w:proofErr w:type="spellEnd"/>
-      <w:r>
-        <w:rPr>
-          <w:sz w:val="24"/>
-          <w:szCs w:val="24"/>
-        </w:rPr>
-        <w:t xml:space="preserve"> Inclusion »). Signé par le Prof. Arjun S. BEDI (</w:t>
-      </w:r>
-      <w:proofErr w:type="spellStart"/>
-      <w:r>
-        <w:rPr>
-          <w:sz w:val="24"/>
-          <w:szCs w:val="24"/>
-        </w:rPr>
-        <w:t>Deputy</w:t>
-      </w:r>
-      <w:proofErr w:type="spellEnd"/>
-      <w:r>
-        <w:rPr>
-          <w:sz w:val="24"/>
-          <w:szCs w:val="24"/>
-        </w:rPr>
-        <w:t xml:space="preserve"> </w:t>
-      </w:r>
-      <w:proofErr w:type="spellStart"/>
-      <w:r>
-        <w:rPr>
-          <w:sz w:val="24"/>
-          <w:szCs w:val="24"/>
-        </w:rPr>
-        <w:t>Rector</w:t>
-      </w:r>
-      <w:proofErr w:type="spellEnd"/>
-      <w:r>
-        <w:rPr>
-          <w:sz w:val="24"/>
-          <w:szCs w:val="24"/>
-        </w:rPr>
-        <w:t xml:space="preserve"> </w:t>
-      </w:r>
-      <w:proofErr w:type="spellStart"/>
-      <w:r>
-        <w:rPr>
-          <w:sz w:val="24"/>
-          <w:szCs w:val="24"/>
-        </w:rPr>
-        <w:t>Research</w:t>
-      </w:r>
-      <w:proofErr w:type="spellEnd"/>
-      <w:r>
-        <w:rPr>
-          <w:sz w:val="24"/>
-          <w:szCs w:val="24"/>
-        </w:rPr>
-        <w:t xml:space="preserve">) et la Dr </w:t>
-      </w:r>
-      <w:proofErr w:type="spellStart"/>
-      <w:r>
-        <w:rPr>
-          <w:sz w:val="24"/>
-          <w:szCs w:val="24"/>
-        </w:rPr>
-        <w:t>Auma</w:t>
-      </w:r>
-      <w:proofErr w:type="spellEnd"/>
-      <w:r>
-        <w:rPr>
-          <w:sz w:val="24"/>
-          <w:szCs w:val="24"/>
-        </w:rPr>
-        <w:t xml:space="preserve"> OKWANY (Course </w:t>
-      </w:r>
-      <w:proofErr w:type="spellStart"/>
-      <w:r>
-        <w:rPr>
-          <w:sz w:val="24"/>
-          <w:szCs w:val="24"/>
-        </w:rPr>
-        <w:t>Convenor</w:t>
-      </w:r>
-      <w:proofErr w:type="spellEnd"/>
-      <w:r>
-        <w:rPr>
-          <w:sz w:val="24"/>
-          <w:szCs w:val="24"/>
-        </w:rPr>
-        <w:t xml:space="preserve">, </w:t>
-      </w:r>
-      <w:proofErr w:type="spellStart"/>
-      <w:r>
-        <w:rPr>
-          <w:sz w:val="24"/>
-          <w:szCs w:val="24"/>
-        </w:rPr>
-        <w:t>Overall</w:t>
-      </w:r>
-      <w:proofErr w:type="spellEnd"/>
-      <w:r>
-        <w:rPr>
-          <w:sz w:val="24"/>
-          <w:szCs w:val="24"/>
-        </w:rPr>
-        <w:t xml:space="preserve"> Project </w:t>
-      </w:r>
-      <w:proofErr w:type="spellStart"/>
-      <w:r>
-        <w:rPr>
-          <w:sz w:val="24"/>
-          <w:szCs w:val="24"/>
-        </w:rPr>
-        <w:t>Director</w:t>
-      </w:r>
-      <w:proofErr w:type="spellEnd"/>
-      <w:r>
-        <w:rPr>
-          <w:sz w:val="24"/>
-          <w:szCs w:val="24"/>
-        </w:rPr>
-        <w:t>).</w:t>
+          <w:b w:val="0"/>
+          <w:sz w:val="24"/>
+        </w:rPr>
+        <w:t>Participation aux premières Journées d’Épidémiologie et de Santé Publique de l’Université de Parakou, tenues les 6 et 7 mai 2022, sur le thème « La santé publique face aux nouveaux défis sanitaires, instrument de développement durable ». Attestation faite à Parakou le 7 mai 2022 ; signée par le Professeur Edgard-Marius OUENDO (Président du comité scientifique) et le Professeur Thierry ADOUKONOU (Directeur de l’ENATSE).</w:t>
       </w:r>
     </w:p>
     <w:p>
@@ -1199,6 +789,986 @@
         <w:rPr>
           <w:b/>
           <w:sz w:val="24"/>
+        </w:rPr>
+        <w:t>Attestation n° 6 : 5èmes Journées Scientifiques de l’Institut Régional de Santé Publique Comlan Alfred QUENUM (IRSP-CAQ)</w:t>
+      </w:r>
+    </w:p>
+    <w:p>
+      <w:pPr>
+        <w:spacing w:after="40" w:line="360" w:lineRule="auto"/>
+        <w:ind w:firstLine="0"/>
+        <w:rPr>
+          <w:sz w:val="24"/>
+          <w:szCs w:val="24"/>
+        </w:rPr>
+      </w:pPr>
+      <w:r>
+        <w:rPr>
+          <w:b/>
+          <w:sz w:val="24"/>
+        </w:rPr>
+        <w:t xml:space="preserve">Date de début : </w:t>
+      </w:r>
+      <w:r>
+        <w:rPr>
+          <w:b w:val="0"/>
+          <w:sz w:val="24"/>
+        </w:rPr>
+        <w:t>1er décembre 2022</w:t>
+      </w:r>
+    </w:p>
+    <w:p>
+      <w:pPr>
+        <w:spacing w:after="40" w:line="360" w:lineRule="auto"/>
+        <w:ind w:firstLine="0"/>
+        <w:rPr>
+          <w:sz w:val="24"/>
+          <w:szCs w:val="24"/>
+        </w:rPr>
+      </w:pPr>
+      <w:r>
+        <w:rPr>
+          <w:b/>
+          <w:sz w:val="24"/>
+        </w:rPr>
+        <w:t xml:space="preserve">Date de fin : </w:t>
+      </w:r>
+      <w:r>
+        <w:rPr>
+          <w:b w:val="0"/>
+          <w:sz w:val="24"/>
+        </w:rPr>
+        <w:t>02 décembre 2022</w:t>
+      </w:r>
+    </w:p>
+    <w:p>
+      <w:pPr>
+        <w:spacing w:after="40" w:line="360" w:lineRule="auto"/>
+        <w:ind w:firstLine="0"/>
+        <w:rPr>
+          <w:sz w:val="24"/>
+          <w:szCs w:val="24"/>
+        </w:rPr>
+      </w:pPr>
+      <w:r>
+        <w:rPr>
+          <w:b/>
+          <w:sz w:val="24"/>
+        </w:rPr>
+        <w:t xml:space="preserve">Lieu : </w:t>
+      </w:r>
+      <w:r>
+        <w:rPr>
+          <w:b w:val="0"/>
+          <w:sz w:val="24"/>
+        </w:rPr>
+        <w:t>Ouidah, Bénin</w:t>
+      </w:r>
+    </w:p>
+    <w:p>
+      <w:pPr>
+        <w:spacing w:after="60" w:line="360" w:lineRule="auto"/>
+        <w:ind w:firstLine="0"/>
+        <w:rPr>
+          <w:sz w:val="24"/>
+          <w:szCs w:val="24"/>
+        </w:rPr>
+      </w:pPr>
+      <w:r>
+        <w:rPr>
+          <w:b/>
+          <w:sz w:val="24"/>
+        </w:rPr>
+        <w:t xml:space="preserve">Objet : </w:t>
+      </w:r>
+      <w:r>
+        <w:rPr>
+          <w:b w:val="0"/>
+          <w:sz w:val="24"/>
+        </w:rPr>
+        <w:t>Participation aux 5èmes Journées Scientifiques de l’IRSP-CAQ, tenues les 1er et 2 décembre 2022 à Ouidah, sur le thème « Evaluation en santé; un outil de développement durable ». Attestation faite à Ouidah le 2 décembre 2022 ; signée par le Professeur AGUEMON Badirou (Président du comité scientifique) et la Dre GLELE AHANHANZO Yolaine, MCA (Présidente du comité d’organisation).</w:t>
+      </w:r>
+    </w:p>
+    <w:p>
+      <w:pPr>
+        <w:keepNext/>
+        <w:spacing w:before="200" w:after="40" w:line="360" w:lineRule="auto"/>
+        <w:jc w:val="left"/>
+        <w:rPr>
+          <w:sz w:val="24"/>
+          <w:szCs w:val="24"/>
+        </w:rPr>
+      </w:pPr>
+      <w:r>
+        <w:rPr>
+          <w:b/>
+          <w:sz w:val="24"/>
+        </w:rPr>
+        <w:t>Attestation n° 7 : Certificat de participation — atelier virtuel Project ECHO sur l’initiative phare SIMR/TASS</w:t>
+      </w:r>
+    </w:p>
+    <w:p>
+      <w:pPr>
+        <w:spacing w:after="40" w:line="360" w:lineRule="auto"/>
+        <w:ind w:firstLine="0"/>
+        <w:rPr>
+          <w:sz w:val="24"/>
+          <w:szCs w:val="24"/>
+        </w:rPr>
+      </w:pPr>
+      <w:r>
+        <w:rPr>
+          <w:b/>
+          <w:sz w:val="24"/>
+        </w:rPr>
+        <w:t xml:space="preserve">Date de début : </w:t>
+      </w:r>
+      <w:r>
+        <w:rPr>
+          <w:b w:val="0"/>
+          <w:sz w:val="24"/>
+        </w:rPr>
+        <w:t>10 mai 2023</w:t>
+      </w:r>
+    </w:p>
+    <w:p>
+      <w:pPr>
+        <w:spacing w:after="40" w:line="360" w:lineRule="auto"/>
+        <w:ind w:firstLine="0"/>
+        <w:rPr>
+          <w:sz w:val="24"/>
+          <w:szCs w:val="24"/>
+        </w:rPr>
+      </w:pPr>
+      <w:r>
+        <w:rPr>
+          <w:b/>
+          <w:sz w:val="24"/>
+        </w:rPr>
+        <w:t xml:space="preserve">Date de fin : </w:t>
+      </w:r>
+      <w:r>
+        <w:rPr>
+          <w:b w:val="0"/>
+          <w:sz w:val="24"/>
+        </w:rPr>
+        <w:t>10 mai 2023</w:t>
+      </w:r>
+    </w:p>
+    <w:p>
+      <w:pPr>
+        <w:spacing w:after="40" w:line="360" w:lineRule="auto"/>
+        <w:ind w:firstLine="0"/>
+        <w:rPr>
+          <w:sz w:val="24"/>
+          <w:szCs w:val="24"/>
+        </w:rPr>
+      </w:pPr>
+      <w:r>
+        <w:rPr>
+          <w:b/>
+          <w:sz w:val="24"/>
+        </w:rPr>
+        <w:t xml:space="preserve">Lieu : </w:t>
+      </w:r>
+      <w:r>
+        <w:rPr>
+          <w:b w:val="0"/>
+          <w:sz w:val="24"/>
+        </w:rPr>
+        <w:t>En ligne (session TeleECHO / plateforme REDCap)</w:t>
+      </w:r>
+    </w:p>
+    <w:p>
+      <w:pPr>
+        <w:spacing w:after="60" w:line="360" w:lineRule="auto"/>
+        <w:ind w:firstLine="0"/>
+        <w:rPr>
+          <w:sz w:val="24"/>
+          <w:szCs w:val="24"/>
+        </w:rPr>
+      </w:pPr>
+      <w:r>
+        <w:rPr>
+          <w:b/>
+          <w:sz w:val="24"/>
+        </w:rPr>
+        <w:t xml:space="preserve">Objet : </w:t>
+      </w:r>
+      <w:r>
+        <w:rPr>
+          <w:b w:val="0"/>
+          <w:sz w:val="24"/>
+        </w:rPr>
+        <w:t>Participation à la session TeleECHO du 10 mai 2023, dans la série de webinaires « SIMR — Systèmes de gestion de l’information », consacrée à l’initiative phare SIMR/TASS. Certificat de participation délivré via Project ECHO (REDCap).</w:t>
+      </w:r>
+    </w:p>
+    <w:p>
+      <w:pPr>
+        <w:keepNext/>
+        <w:spacing w:before="200" w:after="40" w:line="360" w:lineRule="auto"/>
+        <w:jc w:val="left"/>
+        <w:rPr>
+          <w:sz w:val="24"/>
+          <w:szCs w:val="24"/>
+        </w:rPr>
+      </w:pPr>
+      <w:r>
+        <w:rPr>
+          <w:b/>
+          <w:sz w:val="24"/>
+        </w:rPr>
+        <w:t>Attestation n° 8 : 1er Congrès de la Société Africaine de Santé Publique (SASP)</w:t>
+      </w:r>
+    </w:p>
+    <w:p>
+      <w:pPr>
+        <w:spacing w:after="40" w:line="360" w:lineRule="auto"/>
+        <w:ind w:firstLine="0"/>
+        <w:rPr>
+          <w:sz w:val="24"/>
+          <w:szCs w:val="24"/>
+        </w:rPr>
+      </w:pPr>
+      <w:r>
+        <w:rPr>
+          <w:b/>
+          <w:sz w:val="24"/>
+        </w:rPr>
+        <w:t xml:space="preserve">Date de début : </w:t>
+      </w:r>
+      <w:r>
+        <w:rPr>
+          <w:b w:val="0"/>
+          <w:sz w:val="24"/>
+        </w:rPr>
+        <w:t>15 novembre 2023</w:t>
+      </w:r>
+    </w:p>
+    <w:p>
+      <w:pPr>
+        <w:spacing w:after="40" w:line="360" w:lineRule="auto"/>
+        <w:ind w:firstLine="0"/>
+        <w:rPr>
+          <w:sz w:val="24"/>
+          <w:szCs w:val="24"/>
+        </w:rPr>
+      </w:pPr>
+      <w:r>
+        <w:rPr>
+          <w:b/>
+          <w:sz w:val="24"/>
+        </w:rPr>
+        <w:t xml:space="preserve">Date de fin : </w:t>
+      </w:r>
+      <w:r>
+        <w:rPr>
+          <w:b w:val="0"/>
+          <w:sz w:val="24"/>
+        </w:rPr>
+        <w:t>17 novembre 2023</w:t>
+      </w:r>
+    </w:p>
+    <w:p>
+      <w:pPr>
+        <w:spacing w:after="40" w:line="360" w:lineRule="auto"/>
+        <w:ind w:firstLine="0"/>
+        <w:rPr>
+          <w:sz w:val="24"/>
+          <w:szCs w:val="24"/>
+        </w:rPr>
+      </w:pPr>
+      <w:r>
+        <w:rPr>
+          <w:b/>
+          <w:sz w:val="24"/>
+        </w:rPr>
+        <w:t xml:space="preserve">Lieu : </w:t>
+      </w:r>
+      <w:r>
+        <w:rPr>
+          <w:b w:val="0"/>
+          <w:sz w:val="24"/>
+        </w:rPr>
+        <w:t>Grand Bassam, Côte d’Ivoire</w:t>
+      </w:r>
+    </w:p>
+    <w:p>
+      <w:pPr>
+        <w:spacing w:after="60" w:line="360" w:lineRule="auto"/>
+        <w:ind w:firstLine="0"/>
+        <w:rPr>
+          <w:sz w:val="24"/>
+          <w:szCs w:val="24"/>
+        </w:rPr>
+      </w:pPr>
+      <w:r>
+        <w:rPr>
+          <w:b/>
+          <w:sz w:val="24"/>
+        </w:rPr>
+        <w:t xml:space="preserve">Objet : </w:t>
+      </w:r>
+      <w:r>
+        <w:rPr>
+          <w:b w:val="0"/>
+          <w:sz w:val="24"/>
+        </w:rPr>
+        <w:t>Participation au 1er Congrès de la Société Africaine de Santé Publique, tenu du 15 au 17 novembre 2023 sur le thème « Système de santé et défis sanitaires en Afrique ». Attestation faite à Grand Bassam le 17 novembre 2023 ; signée par le Professeur DAGNAN Simplice (Président du comité d’organisation) et le Professeur GRESENGUET Gérard (Président de la SASP).</w:t>
+      </w:r>
+    </w:p>
+    <w:p>
+      <w:pPr>
+        <w:keepNext/>
+        <w:spacing w:before="200" w:after="40" w:line="360" w:lineRule="auto"/>
+        <w:jc w:val="left"/>
+        <w:rPr>
+          <w:sz w:val="24"/>
+          <w:szCs w:val="24"/>
+        </w:rPr>
+      </w:pPr>
+      <w:r>
+        <w:rPr>
+          <w:b/>
+          <w:sz w:val="24"/>
+        </w:rPr>
+        <w:t>Attestation n° 9 : 3èmes Journées Scientifiques des Sciences de la Santé</w:t>
+      </w:r>
+    </w:p>
+    <w:p>
+      <w:pPr>
+        <w:spacing w:after="40" w:line="360" w:lineRule="auto"/>
+        <w:ind w:firstLine="0"/>
+        <w:rPr>
+          <w:sz w:val="24"/>
+          <w:szCs w:val="24"/>
+        </w:rPr>
+      </w:pPr>
+      <w:r>
+        <w:rPr>
+          <w:b/>
+          <w:sz w:val="24"/>
+        </w:rPr>
+        <w:t xml:space="preserve">Date de début : </w:t>
+      </w:r>
+      <w:r>
+        <w:rPr>
+          <w:b w:val="0"/>
+          <w:sz w:val="24"/>
+        </w:rPr>
+        <w:t>1er octobre 2024</w:t>
+      </w:r>
+    </w:p>
+    <w:p>
+      <w:pPr>
+        <w:spacing w:after="40" w:line="360" w:lineRule="auto"/>
+        <w:ind w:firstLine="0"/>
+        <w:rPr>
+          <w:sz w:val="24"/>
+          <w:szCs w:val="24"/>
+        </w:rPr>
+      </w:pPr>
+      <w:r>
+        <w:rPr>
+          <w:b/>
+          <w:sz w:val="24"/>
+        </w:rPr>
+        <w:t xml:space="preserve">Date de fin : </w:t>
+      </w:r>
+      <w:r>
+        <w:rPr>
+          <w:b w:val="0"/>
+          <w:sz w:val="24"/>
+        </w:rPr>
+        <w:t>05 octobre 2024</w:t>
+      </w:r>
+    </w:p>
+    <w:p>
+      <w:pPr>
+        <w:spacing w:after="40" w:line="360" w:lineRule="auto"/>
+        <w:ind w:firstLine="0"/>
+        <w:rPr>
+          <w:sz w:val="24"/>
+          <w:szCs w:val="24"/>
+        </w:rPr>
+      </w:pPr>
+      <w:r>
+        <w:rPr>
+          <w:b/>
+          <w:sz w:val="24"/>
+        </w:rPr>
+        <w:t xml:space="preserve">Lieu : </w:t>
+      </w:r>
+      <w:r>
+        <w:rPr>
+          <w:b w:val="0"/>
+          <w:sz w:val="24"/>
+        </w:rPr>
+        <w:t>Faculté des Sciences de la Santé, Cotonou, Bénin</w:t>
+      </w:r>
+    </w:p>
+    <w:p>
+      <w:pPr>
+        <w:spacing w:after="60" w:line="360" w:lineRule="auto"/>
+        <w:ind w:firstLine="0"/>
+        <w:rPr>
+          <w:sz w:val="24"/>
+          <w:szCs w:val="24"/>
+        </w:rPr>
+      </w:pPr>
+      <w:r>
+        <w:rPr>
+          <w:b/>
+          <w:sz w:val="24"/>
+        </w:rPr>
+        <w:t xml:space="preserve">Objet : </w:t>
+      </w:r>
+      <w:r>
+        <w:rPr>
+          <w:b w:val="0"/>
+          <w:sz w:val="24"/>
+        </w:rPr>
+        <w:t>Participation aux 3èmes Journées Scientifiques des Sciences de la Santé, tenues du 1er au 5 octobre 2024, sur le thème « La FSS face aux défis sanitaires contemporains ». Attestation signée par le Professeur Zavier C. ZOMALHETO (Président du comité scientifique) et le Professeur Anthelme K. AGBODANDE (Vice-Président du comité d’organisation).</w:t>
+      </w:r>
+    </w:p>
+    <w:p>
+      <w:pPr>
+        <w:spacing w:line="360" w:lineRule="auto"/>
+        <w:ind w:firstLine="0"/>
+        <w:rPr>
+          <w:sz w:val="24"/>
+          <w:szCs w:val="24"/>
+        </w:rPr>
+      </w:pPr>
+    </w:p>
+    <w:p>
+      <w:pPr>
+        <w:spacing w:line="360" w:lineRule="auto"/>
+        <w:ind w:firstLine="0"/>
+        <w:jc w:val="center"/>
+        <w:rPr>
+          <w:sz w:val="24"/>
+          <w:szCs w:val="24"/>
+        </w:rPr>
+      </w:pPr>
+    </w:p>
+    <w:p>
+      <w:pPr>
+        <w:spacing w:line="360" w:lineRule="auto"/>
+        <w:ind w:firstLine="0"/>
+        <w:jc w:val="center"/>
+        <w:rPr>
+          <w:sz w:val="24"/>
+          <w:szCs w:val="24"/>
+        </w:rPr>
+      </w:pPr>
+      <w:r>
+        <w:rPr>
+          <w:sz w:val="24"/>
+          <w:szCs w:val="24"/>
+        </w:rPr>
+        <w:t xml:space="preserve">LISTE DES ATTESTATIONS DE </w:t>
+      </w:r>
+      <w:r>
+        <w:rPr>
+          <w:sz w:val="24"/>
+          <w:szCs w:val="24"/>
+        </w:rPr>
+        <w:t>CERTIFICATION</w:t>
+      </w:r>
+    </w:p>
+    <w:p>
+      <w:pPr>
+        <w:keepNext/>
+        <w:spacing w:before="200" w:after="40" w:line="360" w:lineRule="auto"/>
+        <w:jc w:val="left"/>
+        <w:rPr>
+          <w:sz w:val="24"/>
+          <w:szCs w:val="24"/>
+        </w:rPr>
+      </w:pPr>
+      <w:r>
+        <w:rPr>
+          <w:b/>
+          <w:sz w:val="24"/>
+          <w:szCs w:val="24"/>
+        </w:rPr>
+        <w:t>Attestation n° 1</w:t>
+      </w:r>
+      <w:r>
+        <w:rPr>
+          <w:b/>
+          <w:sz w:val="24"/>
+          <w:szCs w:val="24"/>
+        </w:rPr>
+        <w:t> :</w:t>
+      </w:r>
+      <w:r>
+        <w:rPr>
+          <w:b/>
+          <w:sz w:val="24"/>
+          <w:szCs w:val="24"/>
+        </w:rPr>
+        <w:t xml:space="preserve"> </w:t>
+      </w:r>
+      <w:proofErr w:type="spellStart"/>
+      <w:r>
+        <w:rPr>
+          <w:b/>
+          <w:sz w:val="24"/>
+          <w:szCs w:val="24"/>
+        </w:rPr>
+        <w:t>Certificate</w:t>
+      </w:r>
+      <w:proofErr w:type="spellEnd"/>
+      <w:r>
+        <w:rPr>
+          <w:b/>
+          <w:sz w:val="24"/>
+          <w:szCs w:val="24"/>
+        </w:rPr>
+        <w:t xml:space="preserve"> of Participation 7-Module Master </w:t>
+      </w:r>
+      <w:proofErr w:type="spellStart"/>
+      <w:r>
+        <w:rPr>
+          <w:b/>
+          <w:sz w:val="24"/>
+          <w:szCs w:val="24"/>
+        </w:rPr>
+        <w:t>Trainers</w:t>
+      </w:r>
+      <w:proofErr w:type="spellEnd"/>
+      <w:r>
+        <w:rPr>
+          <w:b/>
+          <w:sz w:val="24"/>
+          <w:szCs w:val="24"/>
+        </w:rPr>
+        <w:t xml:space="preserve">' </w:t>
+      </w:r>
+      <w:proofErr w:type="spellStart"/>
+      <w:r>
+        <w:rPr>
+          <w:b/>
+          <w:sz w:val="24"/>
+          <w:szCs w:val="24"/>
+        </w:rPr>
+        <w:t>Certificate</w:t>
+      </w:r>
+      <w:proofErr w:type="spellEnd"/>
+      <w:r>
+        <w:rPr>
+          <w:b/>
+          <w:sz w:val="24"/>
+          <w:szCs w:val="24"/>
+        </w:rPr>
+        <w:t xml:space="preserve"> Course in </w:t>
+      </w:r>
+      <w:proofErr w:type="spellStart"/>
+      <w:r>
+        <w:rPr>
+          <w:b/>
+          <w:sz w:val="24"/>
+          <w:szCs w:val="24"/>
+        </w:rPr>
+        <w:t>Sexual</w:t>
+      </w:r>
+      <w:proofErr w:type="spellEnd"/>
+      <w:r>
+        <w:rPr>
+          <w:b/>
+          <w:sz w:val="24"/>
+          <w:szCs w:val="24"/>
+        </w:rPr>
+        <w:t xml:space="preserve"> Reproductive </w:t>
+      </w:r>
+      <w:proofErr w:type="spellStart"/>
+      <w:r>
+        <w:rPr>
+          <w:b/>
+          <w:sz w:val="24"/>
+          <w:szCs w:val="24"/>
+        </w:rPr>
+        <w:t>Health</w:t>
+      </w:r>
+      <w:proofErr w:type="spellEnd"/>
+      <w:r>
+        <w:rPr>
+          <w:b/>
+          <w:sz w:val="24"/>
+          <w:szCs w:val="24"/>
+        </w:rPr>
+        <w:t xml:space="preserve"> and </w:t>
+      </w:r>
+      <w:proofErr w:type="spellStart"/>
+      <w:r>
+        <w:rPr>
+          <w:b/>
+          <w:sz w:val="24"/>
+          <w:szCs w:val="24"/>
+        </w:rPr>
+        <w:t>Rights</w:t>
+      </w:r>
+      <w:proofErr w:type="spellEnd"/>
+      <w:r>
+        <w:rPr>
+          <w:b/>
+          <w:sz w:val="24"/>
+          <w:szCs w:val="24"/>
+        </w:rPr>
+        <w:t xml:space="preserve"> for </w:t>
+      </w:r>
+      <w:proofErr w:type="spellStart"/>
+      <w:r>
+        <w:rPr>
+          <w:b/>
+          <w:sz w:val="24"/>
+          <w:szCs w:val="24"/>
+        </w:rPr>
+        <w:t>Youth</w:t>
+      </w:r>
+      <w:proofErr w:type="spellEnd"/>
+      <w:r>
+        <w:rPr>
+          <w:b/>
+          <w:sz w:val="24"/>
+          <w:szCs w:val="24"/>
+        </w:rPr>
+        <w:t xml:space="preserve"> Inclusion</w:t>
+      </w:r>
+    </w:p>
+    <w:p>
+      <w:pPr>
+        <w:spacing w:after="40" w:line="360" w:lineRule="auto"/>
+        <w:ind w:firstLine="0"/>
+        <w:rPr>
+          <w:sz w:val="24"/>
+          <w:szCs w:val="24"/>
+        </w:rPr>
+      </w:pPr>
+      <w:r>
+        <w:rPr>
+          <w:b/>
+          <w:sz w:val="24"/>
+          <w:szCs w:val="24"/>
+        </w:rPr>
+        <w:t xml:space="preserve">Titulaire / bénéficiaire : </w:t>
+      </w:r>
+      <w:r>
+        <w:rPr>
+          <w:sz w:val="24"/>
+          <w:szCs w:val="24"/>
+        </w:rPr>
+        <w:t>Colette Sylvie AZANDJEME</w:t>
+      </w:r>
+    </w:p>
+    <w:p>
+      <w:pPr>
+        <w:spacing w:after="40" w:line="360" w:lineRule="auto"/>
+        <w:ind w:firstLine="0"/>
+        <w:rPr>
+          <w:sz w:val="24"/>
+          <w:szCs w:val="24"/>
+        </w:rPr>
+      </w:pPr>
+      <w:r>
+        <w:rPr>
+          <w:b/>
+          <w:sz w:val="24"/>
+          <w:szCs w:val="24"/>
+        </w:rPr>
+        <w:t xml:space="preserve">Date de début : </w:t>
+      </w:r>
+      <w:r>
+        <w:rPr>
+          <w:sz w:val="24"/>
+          <w:szCs w:val="24"/>
+        </w:rPr>
+        <w:t>26 juin 2021</w:t>
+      </w:r>
+    </w:p>
+    <w:p>
+      <w:pPr>
+        <w:spacing w:after="40" w:line="360" w:lineRule="auto"/>
+        <w:ind w:firstLine="0"/>
+        <w:rPr>
+          <w:sz w:val="24"/>
+          <w:szCs w:val="24"/>
+        </w:rPr>
+      </w:pPr>
+      <w:r>
+        <w:rPr>
+          <w:b/>
+          <w:sz w:val="24"/>
+          <w:szCs w:val="24"/>
+        </w:rPr>
+        <w:t xml:space="preserve">Date de fin : </w:t>
+      </w:r>
+      <w:r>
+        <w:rPr>
+          <w:sz w:val="24"/>
+          <w:szCs w:val="24"/>
+        </w:rPr>
+        <w:t>04 juillet 2021</w:t>
+      </w:r>
+    </w:p>
+    <w:p>
+      <w:pPr>
+        <w:spacing w:after="40" w:line="360" w:lineRule="auto"/>
+        <w:ind w:firstLine="0"/>
+        <w:rPr>
+          <w:sz w:val="24"/>
+          <w:szCs w:val="24"/>
+        </w:rPr>
+      </w:pPr>
+      <w:r>
+        <w:rPr>
+          <w:b/>
+          <w:sz w:val="24"/>
+          <w:szCs w:val="24"/>
+        </w:rPr>
+        <w:t xml:space="preserve">Lieu : </w:t>
+      </w:r>
+      <w:r>
+        <w:rPr>
+          <w:sz w:val="24"/>
+          <w:szCs w:val="24"/>
+        </w:rPr>
+        <w:t xml:space="preserve">La Haye (The Hague), Pays-Bas certificat délivré par Erasmus </w:t>
+      </w:r>
+      <w:proofErr w:type="spellStart"/>
+      <w:r>
+        <w:rPr>
+          <w:sz w:val="24"/>
+          <w:szCs w:val="24"/>
+        </w:rPr>
+        <w:t>University</w:t>
+      </w:r>
+      <w:proofErr w:type="spellEnd"/>
+      <w:r>
+        <w:rPr>
+          <w:sz w:val="24"/>
+          <w:szCs w:val="24"/>
+        </w:rPr>
+        <w:t xml:space="preserve"> Rotterdam</w:t>
+      </w:r>
+    </w:p>
+    <w:p>
+      <w:pPr>
+        <w:spacing w:after="60" w:line="360" w:lineRule="auto"/>
+        <w:ind w:firstLine="0"/>
+        <w:rPr>
+          <w:sz w:val="24"/>
+          <w:szCs w:val="24"/>
+        </w:rPr>
+      </w:pPr>
+      <w:r>
+        <w:rPr>
+          <w:b/>
+          <w:sz w:val="24"/>
+          <w:szCs w:val="24"/>
+        </w:rPr>
+        <w:t xml:space="preserve">Objet : </w:t>
+      </w:r>
+      <w:r>
+        <w:rPr>
+          <w:sz w:val="24"/>
+          <w:szCs w:val="24"/>
+        </w:rPr>
+        <w:t xml:space="preserve">Achèvement avec succès du cours certifiant de Master Formateurs (7 modules) en Santé Sexuelle et Reproductive et Droits pour l'inclusion des jeunes (« </w:t>
+      </w:r>
+      <w:proofErr w:type="spellStart"/>
+      <w:r>
+        <w:rPr>
+          <w:sz w:val="24"/>
+          <w:szCs w:val="24"/>
+        </w:rPr>
+        <w:t>Sexual</w:t>
+      </w:r>
+      <w:proofErr w:type="spellEnd"/>
+      <w:r>
+        <w:rPr>
+          <w:sz w:val="24"/>
+          <w:szCs w:val="24"/>
+        </w:rPr>
+        <w:t xml:space="preserve"> Reproductive </w:t>
+      </w:r>
+      <w:proofErr w:type="spellStart"/>
+      <w:r>
+        <w:rPr>
+          <w:sz w:val="24"/>
+          <w:szCs w:val="24"/>
+        </w:rPr>
+        <w:t>Health</w:t>
+      </w:r>
+      <w:proofErr w:type="spellEnd"/>
+      <w:r>
+        <w:rPr>
+          <w:sz w:val="24"/>
+          <w:szCs w:val="24"/>
+        </w:rPr>
+        <w:t xml:space="preserve"> and </w:t>
+      </w:r>
+      <w:proofErr w:type="spellStart"/>
+      <w:r>
+        <w:rPr>
+          <w:sz w:val="24"/>
+          <w:szCs w:val="24"/>
+        </w:rPr>
+        <w:t>Rights</w:t>
+      </w:r>
+      <w:proofErr w:type="spellEnd"/>
+      <w:r>
+        <w:rPr>
+          <w:sz w:val="24"/>
+          <w:szCs w:val="24"/>
+        </w:rPr>
+        <w:t xml:space="preserve"> for </w:t>
+      </w:r>
+      <w:proofErr w:type="spellStart"/>
+      <w:r>
+        <w:rPr>
+          <w:sz w:val="24"/>
+          <w:szCs w:val="24"/>
+        </w:rPr>
+        <w:t>Youth</w:t>
+      </w:r>
+      <w:proofErr w:type="spellEnd"/>
+      <w:r>
+        <w:rPr>
+          <w:sz w:val="24"/>
+          <w:szCs w:val="24"/>
+        </w:rPr>
+        <w:t xml:space="preserve"> Inclusion »). Signé par le Prof. Arjun S. BEDI (</w:t>
+      </w:r>
+      <w:proofErr w:type="spellStart"/>
+      <w:r>
+        <w:rPr>
+          <w:sz w:val="24"/>
+          <w:szCs w:val="24"/>
+        </w:rPr>
+        <w:t>Deputy</w:t>
+      </w:r>
+      <w:proofErr w:type="spellEnd"/>
+      <w:r>
+        <w:rPr>
+          <w:sz w:val="24"/>
+          <w:szCs w:val="24"/>
+        </w:rPr>
+        <w:t xml:space="preserve"> </w:t>
+      </w:r>
+      <w:proofErr w:type="spellStart"/>
+      <w:r>
+        <w:rPr>
+          <w:sz w:val="24"/>
+          <w:szCs w:val="24"/>
+        </w:rPr>
+        <w:t>Rector</w:t>
+      </w:r>
+      <w:proofErr w:type="spellEnd"/>
+      <w:r>
+        <w:rPr>
+          <w:sz w:val="24"/>
+          <w:szCs w:val="24"/>
+        </w:rPr>
+        <w:t xml:space="preserve"> </w:t>
+      </w:r>
+      <w:proofErr w:type="spellStart"/>
+      <w:r>
+        <w:rPr>
+          <w:sz w:val="24"/>
+          <w:szCs w:val="24"/>
+        </w:rPr>
+        <w:t>Research</w:t>
+      </w:r>
+      <w:proofErr w:type="spellEnd"/>
+      <w:r>
+        <w:rPr>
+          <w:sz w:val="24"/>
+          <w:szCs w:val="24"/>
+        </w:rPr>
+        <w:t xml:space="preserve">) et la Dr </w:t>
+      </w:r>
+      <w:proofErr w:type="spellStart"/>
+      <w:r>
+        <w:rPr>
+          <w:sz w:val="24"/>
+          <w:szCs w:val="24"/>
+        </w:rPr>
+        <w:t>Auma</w:t>
+      </w:r>
+      <w:proofErr w:type="spellEnd"/>
+      <w:r>
+        <w:rPr>
+          <w:sz w:val="24"/>
+          <w:szCs w:val="24"/>
+        </w:rPr>
+        <w:t xml:space="preserve"> OKWANY (Course </w:t>
+      </w:r>
+      <w:proofErr w:type="spellStart"/>
+      <w:r>
+        <w:rPr>
+          <w:sz w:val="24"/>
+          <w:szCs w:val="24"/>
+        </w:rPr>
+        <w:t>Convenor</w:t>
+      </w:r>
+      <w:proofErr w:type="spellEnd"/>
+      <w:r>
+        <w:rPr>
+          <w:sz w:val="24"/>
+          <w:szCs w:val="24"/>
+        </w:rPr>
+        <w:t xml:space="preserve">, </w:t>
+      </w:r>
+      <w:proofErr w:type="spellStart"/>
+      <w:r>
+        <w:rPr>
+          <w:sz w:val="24"/>
+          <w:szCs w:val="24"/>
+        </w:rPr>
+        <w:t>Overall</w:t>
+      </w:r>
+      <w:proofErr w:type="spellEnd"/>
+      <w:r>
+        <w:rPr>
+          <w:sz w:val="24"/>
+          <w:szCs w:val="24"/>
+        </w:rPr>
+        <w:t xml:space="preserve"> Project </w:t>
+      </w:r>
+      <w:proofErr w:type="spellStart"/>
+      <w:r>
+        <w:rPr>
+          <w:sz w:val="24"/>
+          <w:szCs w:val="24"/>
+        </w:rPr>
+        <w:t>Director</w:t>
+      </w:r>
+      <w:proofErr w:type="spellEnd"/>
+      <w:r>
+        <w:rPr>
+          <w:sz w:val="24"/>
+          <w:szCs w:val="24"/>
+        </w:rPr>
+        <w:t>).</w:t>
+      </w:r>
+    </w:p>
+    <w:p>
+      <w:pPr>
+        <w:keepNext/>
+        <w:spacing w:before="200" w:after="40" w:line="360" w:lineRule="auto"/>
+        <w:jc w:val="left"/>
+        <w:rPr>
+          <w:sz w:val="24"/>
+          <w:szCs w:val="24"/>
+        </w:rPr>
+      </w:pPr>
+      <w:r>
+        <w:rPr>
+          <w:b/>
+          <w:sz w:val="24"/>
           <w:szCs w:val="24"/>
         </w:rPr>
         <w:t>Attestation n° 2</w:t>
@@ -2871,6 +3441,690 @@
           <w:szCs w:val="24"/>
         </w:rPr>
         <w:t>Attestation délivrée pour son engagement et son dynamisme au sein du Comité d'Organisation des 5èmes Journées Scientifiques de l'IRSP-CAQ, organisées les 30 novembre, 1er et 2 décembre 2022. Signée par le Docteur Luc S. DJOGBENOU, Directeur de l'IRSP.</w:t>
+      </w:r>
+    </w:p>
+    <w:p>
+      <w:pPr>
+        <w:keepNext/>
+        <w:spacing w:before="200" w:after="40" w:line="360" w:lineRule="auto"/>
+        <w:jc w:val="left"/>
+        <w:rPr>
+          <w:sz w:val="24"/>
+          <w:szCs w:val="24"/>
+        </w:rPr>
+      </w:pPr>
+      <w:r>
+        <w:rPr>
+          <w:b/>
+          <w:sz w:val="24"/>
+        </w:rPr>
+        <w:t>Attestation n° 4 : Attestation de membre du comité de sélection des résumés du 1er Congrès de la SASP</w:t>
+      </w:r>
+    </w:p>
+    <w:p>
+      <w:pPr>
+        <w:spacing w:after="40" w:line="360" w:lineRule="auto"/>
+        <w:ind w:firstLine="0"/>
+        <w:rPr>
+          <w:sz w:val="24"/>
+          <w:szCs w:val="24"/>
+        </w:rPr>
+      </w:pPr>
+      <w:r>
+        <w:rPr>
+          <w:b/>
+          <w:sz w:val="24"/>
+        </w:rPr>
+        <w:t xml:space="preserve">Date de début : </w:t>
+      </w:r>
+      <w:r>
+        <w:rPr>
+          <w:b w:val="0"/>
+          <w:sz w:val="24"/>
+        </w:rPr>
+        <w:t>15 novembre 2023</w:t>
+      </w:r>
+    </w:p>
+    <w:p>
+      <w:pPr>
+        <w:spacing w:after="40" w:line="360" w:lineRule="auto"/>
+        <w:ind w:firstLine="0"/>
+        <w:rPr>
+          <w:sz w:val="24"/>
+          <w:szCs w:val="24"/>
+        </w:rPr>
+      </w:pPr>
+      <w:r>
+        <w:rPr>
+          <w:b/>
+          <w:sz w:val="24"/>
+        </w:rPr>
+        <w:t xml:space="preserve">Date de fin : </w:t>
+      </w:r>
+      <w:r>
+        <w:rPr>
+          <w:b w:val="0"/>
+          <w:sz w:val="24"/>
+        </w:rPr>
+        <w:t>17 novembre 2023</w:t>
+      </w:r>
+    </w:p>
+    <w:p>
+      <w:pPr>
+        <w:spacing w:after="40" w:line="360" w:lineRule="auto"/>
+        <w:ind w:firstLine="0"/>
+        <w:rPr>
+          <w:sz w:val="24"/>
+          <w:szCs w:val="24"/>
+        </w:rPr>
+      </w:pPr>
+      <w:r>
+        <w:rPr>
+          <w:b/>
+          <w:sz w:val="24"/>
+        </w:rPr>
+        <w:t xml:space="preserve">Lieu : </w:t>
+      </w:r>
+      <w:r>
+        <w:rPr>
+          <w:b w:val="0"/>
+          <w:sz w:val="24"/>
+        </w:rPr>
+        <w:t>Grand Bassam, Côte d’Ivoire</w:t>
+      </w:r>
+    </w:p>
+    <w:p>
+      <w:pPr>
+        <w:spacing w:after="60" w:line="360" w:lineRule="auto"/>
+        <w:ind w:firstLine="0"/>
+        <w:rPr>
+          <w:sz w:val="24"/>
+          <w:szCs w:val="24"/>
+        </w:rPr>
+      </w:pPr>
+      <w:r>
+        <w:rPr>
+          <w:b/>
+          <w:sz w:val="24"/>
+        </w:rPr>
+        <w:t xml:space="preserve">Objet : </w:t>
+      </w:r>
+      <w:r>
+        <w:rPr>
+          <w:b w:val="0"/>
+          <w:sz w:val="24"/>
+        </w:rPr>
+        <w:t>Participation en qualité de membre du comité de sélection des résumés du 1er Congrès de la Société Africaine de Santé Publique, tenu du 15 au 17 novembre 2023 sur le thème « Système de santé et défis sanitaires en Afrique ». Attestation faite à Grand Bassam le 17 novembre 2023 ; signée par le Professeur SECK Ibrahima (Président du comité scientifique) et le Professeur GRESENGUET Gérard (Président de la SASP).</w:t>
+      </w:r>
+    </w:p>
+    <w:p>
+      <w:pPr>
+        <w:keepNext/>
+        <w:spacing w:before="200" w:after="40" w:line="360" w:lineRule="auto"/>
+        <w:jc w:val="left"/>
+        <w:rPr>
+          <w:sz w:val="24"/>
+          <w:szCs w:val="24"/>
+        </w:rPr>
+      </w:pPr>
+      <w:r>
+        <w:rPr>
+          <w:b/>
+          <w:sz w:val="24"/>
+        </w:rPr>
+        <w:t>Attestation n° 5 : Attestation de service rendu à la communauté — Reviewer et membre du comité scientifique du VIIIe Colloque de l’UAC</w:t>
+      </w:r>
+    </w:p>
+    <w:p>
+      <w:pPr>
+        <w:spacing w:after="40" w:line="360" w:lineRule="auto"/>
+        <w:ind w:firstLine="0"/>
+        <w:rPr>
+          <w:sz w:val="24"/>
+          <w:szCs w:val="24"/>
+        </w:rPr>
+      </w:pPr>
+      <w:r>
+        <w:rPr>
+          <w:b/>
+          <w:sz w:val="24"/>
+        </w:rPr>
+        <w:t xml:space="preserve">Date de début : </w:t>
+      </w:r>
+      <w:r>
+        <w:rPr>
+          <w:b w:val="0"/>
+          <w:sz w:val="24"/>
+        </w:rPr>
+        <w:t>25 septembre 2023</w:t>
+      </w:r>
+    </w:p>
+    <w:p>
+      <w:pPr>
+        <w:spacing w:after="40" w:line="360" w:lineRule="auto"/>
+        <w:ind w:firstLine="0"/>
+        <w:rPr>
+          <w:sz w:val="24"/>
+          <w:szCs w:val="24"/>
+        </w:rPr>
+      </w:pPr>
+      <w:r>
+        <w:rPr>
+          <w:b/>
+          <w:sz w:val="24"/>
+        </w:rPr>
+        <w:t xml:space="preserve">Date de fin : </w:t>
+      </w:r>
+      <w:r>
+        <w:rPr>
+          <w:b w:val="0"/>
+          <w:sz w:val="24"/>
+        </w:rPr>
+        <w:t>29 septembre 2023</w:t>
+      </w:r>
+    </w:p>
+    <w:p>
+      <w:pPr>
+        <w:spacing w:after="40" w:line="360" w:lineRule="auto"/>
+        <w:ind w:firstLine="0"/>
+        <w:rPr>
+          <w:sz w:val="24"/>
+          <w:szCs w:val="24"/>
+        </w:rPr>
+      </w:pPr>
+      <w:r>
+        <w:rPr>
+          <w:b/>
+          <w:sz w:val="24"/>
+        </w:rPr>
+        <w:t xml:space="preserve">Lieu : </w:t>
+      </w:r>
+      <w:r>
+        <w:rPr>
+          <w:b w:val="0"/>
+          <w:sz w:val="24"/>
+        </w:rPr>
+        <w:t>Université d’Abomey-Calavi, Bénin (attestation faite à Abomey-Calavi le 13 novembre 2023)</w:t>
+      </w:r>
+    </w:p>
+    <w:p>
+      <w:pPr>
+        <w:spacing w:after="60" w:line="360" w:lineRule="auto"/>
+        <w:ind w:firstLine="0"/>
+        <w:rPr>
+          <w:sz w:val="24"/>
+          <w:szCs w:val="24"/>
+        </w:rPr>
+      </w:pPr>
+      <w:r>
+        <w:rPr>
+          <w:b/>
+          <w:sz w:val="24"/>
+        </w:rPr>
+        <w:t xml:space="preserve">Objet : </w:t>
+      </w:r>
+      <w:r>
+        <w:rPr>
+          <w:b w:val="0"/>
+          <w:sz w:val="24"/>
+        </w:rPr>
+        <w:t>Participation en qualité de Reviewer des sections Médecine humaine et Pharmacie, et Sciences et Techniques d’Activités Physiques et Sportives, comme membre du comité scientifique du VIIIe Colloque des Sciences, Cultures et Technologie de l’Université d’Abomey-Calavi, sur le thème « Valorisation des savoirs endogènes, gage d’un développement durable ». Attestation signée par le Professeur Aliou SAÏDOU, Vice-Recteur chargé de la Recherche universitaire.</w:t>
+      </w:r>
+    </w:p>
+    <w:p>
+      <w:pPr>
+        <w:keepNext/>
+        <w:spacing w:before="200" w:after="40" w:line="360" w:lineRule="auto"/>
+        <w:jc w:val="left"/>
+        <w:rPr>
+          <w:sz w:val="24"/>
+          <w:szCs w:val="24"/>
+        </w:rPr>
+      </w:pPr>
+      <w:r>
+        <w:rPr>
+          <w:b/>
+          <w:sz w:val="24"/>
+        </w:rPr>
+        <w:t>Attestation n° 6 : Attestation de service rendu à la communauté — modération du VIIIe Colloque des Sciences, Cultures et Technologie de l’UAC</w:t>
+      </w:r>
+    </w:p>
+    <w:p>
+      <w:pPr>
+        <w:spacing w:after="40" w:line="360" w:lineRule="auto"/>
+        <w:ind w:firstLine="0"/>
+        <w:rPr>
+          <w:sz w:val="24"/>
+          <w:szCs w:val="24"/>
+        </w:rPr>
+      </w:pPr>
+      <w:r>
+        <w:rPr>
+          <w:b/>
+          <w:sz w:val="24"/>
+        </w:rPr>
+        <w:t xml:space="preserve">Date de début : </w:t>
+      </w:r>
+      <w:r>
+        <w:rPr>
+          <w:b w:val="0"/>
+          <w:sz w:val="24"/>
+        </w:rPr>
+        <w:t>25 septembre 2023</w:t>
+      </w:r>
+    </w:p>
+    <w:p>
+      <w:pPr>
+        <w:spacing w:after="40" w:line="360" w:lineRule="auto"/>
+        <w:ind w:firstLine="0"/>
+        <w:rPr>
+          <w:sz w:val="24"/>
+          <w:szCs w:val="24"/>
+        </w:rPr>
+      </w:pPr>
+      <w:r>
+        <w:rPr>
+          <w:b/>
+          <w:sz w:val="24"/>
+        </w:rPr>
+        <w:t xml:space="preserve">Date de fin : </w:t>
+      </w:r>
+      <w:r>
+        <w:rPr>
+          <w:b w:val="0"/>
+          <w:sz w:val="24"/>
+        </w:rPr>
+        <w:t>29 septembre 2023</w:t>
+      </w:r>
+    </w:p>
+    <w:p>
+      <w:pPr>
+        <w:spacing w:after="40" w:line="360" w:lineRule="auto"/>
+        <w:ind w:firstLine="0"/>
+        <w:rPr>
+          <w:sz w:val="24"/>
+          <w:szCs w:val="24"/>
+        </w:rPr>
+      </w:pPr>
+      <w:r>
+        <w:rPr>
+          <w:b/>
+          <w:sz w:val="24"/>
+        </w:rPr>
+        <w:t xml:space="preserve">Lieu : </w:t>
+      </w:r>
+      <w:r>
+        <w:rPr>
+          <w:b w:val="0"/>
+          <w:sz w:val="24"/>
+        </w:rPr>
+        <w:t>Université d’Abomey-Calavi, Bénin (attestation faite à Abomey-Calavi le 13 novembre 2023)</w:t>
+      </w:r>
+    </w:p>
+    <w:p>
+      <w:pPr>
+        <w:spacing w:after="60" w:line="360" w:lineRule="auto"/>
+        <w:ind w:firstLine="0"/>
+        <w:rPr>
+          <w:sz w:val="24"/>
+          <w:szCs w:val="24"/>
+        </w:rPr>
+      </w:pPr>
+      <w:r>
+        <w:rPr>
+          <w:b/>
+          <w:sz w:val="24"/>
+        </w:rPr>
+        <w:t xml:space="preserve">Objet : </w:t>
+      </w:r>
+      <w:r>
+        <w:rPr>
+          <w:b w:val="0"/>
+          <w:sz w:val="24"/>
+        </w:rPr>
+        <w:t>Participation en qualité de modératrice / Présidente d’Atelier thématique au VIIIe Colloque des Sciences, Cultures et Technologie de l’Université d’Abomey-Calavi, sur le thème « Valorisation des savoirs endogènes, gage d’un développement durable ». Attestation signée par le Professeur Aliou SAÏDOU, Vice-Recteur chargé de la Recherche universitaire.</w:t>
+      </w:r>
+    </w:p>
+    <w:p>
+      <w:pPr>
+        <w:keepNext/>
+        <w:spacing w:before="200" w:after="40" w:line="360" w:lineRule="auto"/>
+        <w:jc w:val="left"/>
+        <w:rPr>
+          <w:sz w:val="24"/>
+          <w:szCs w:val="24"/>
+        </w:rPr>
+      </w:pPr>
+      <w:r>
+        <w:rPr>
+          <w:b/>
+          <w:sz w:val="24"/>
+        </w:rPr>
+        <w:t>Attestation n° 7 : Attestation d’adhésion — membre fondateur de la Société Africaine de Santé Publique (SASP)</w:t>
+      </w:r>
+    </w:p>
+    <w:p>
+      <w:pPr>
+        <w:spacing w:after="40" w:line="360" w:lineRule="auto"/>
+        <w:ind w:firstLine="0"/>
+        <w:rPr>
+          <w:sz w:val="24"/>
+          <w:szCs w:val="24"/>
+        </w:rPr>
+      </w:pPr>
+      <w:r>
+        <w:rPr>
+          <w:b/>
+          <w:sz w:val="24"/>
+        </w:rPr>
+        <w:t xml:space="preserve">Date de début : </w:t>
+      </w:r>
+      <w:r>
+        <w:rPr>
+          <w:b w:val="0"/>
+          <w:sz w:val="24"/>
+        </w:rPr>
+        <w:t>07 janvier 2021 (date d’adhésion)</w:t>
+      </w:r>
+    </w:p>
+    <w:p>
+      <w:pPr>
+        <w:spacing w:after="40" w:line="360" w:lineRule="auto"/>
+        <w:ind w:firstLine="0"/>
+        <w:rPr>
+          <w:sz w:val="24"/>
+          <w:szCs w:val="24"/>
+        </w:rPr>
+      </w:pPr>
+      <w:r>
+        <w:rPr>
+          <w:b/>
+          <w:sz w:val="24"/>
+        </w:rPr>
+        <w:t xml:space="preserve">Date de fin : </w:t>
+      </w:r>
+      <w:r>
+        <w:rPr>
+          <w:b w:val="0"/>
+          <w:sz w:val="24"/>
+        </w:rPr>
+        <w:t>Non précisée (adhésion en cours)</w:t>
+      </w:r>
+    </w:p>
+    <w:p>
+      <w:pPr>
+        <w:spacing w:after="40" w:line="360" w:lineRule="auto"/>
+        <w:ind w:firstLine="0"/>
+        <w:rPr>
+          <w:sz w:val="24"/>
+          <w:szCs w:val="24"/>
+        </w:rPr>
+      </w:pPr>
+      <w:r>
+        <w:rPr>
+          <w:b/>
+          <w:sz w:val="24"/>
+        </w:rPr>
+        <w:t xml:space="preserve">Lieu : </w:t>
+      </w:r>
+      <w:r>
+        <w:rPr>
+          <w:b w:val="0"/>
+          <w:sz w:val="24"/>
+        </w:rPr>
+        <w:t>Ouidah, Bénin (attestation faite à Ouidah le 13 février 2024)</w:t>
+      </w:r>
+    </w:p>
+    <w:p>
+      <w:pPr>
+        <w:spacing w:after="60" w:line="360" w:lineRule="auto"/>
+        <w:ind w:firstLine="0"/>
+        <w:rPr>
+          <w:sz w:val="24"/>
+          <w:szCs w:val="24"/>
+        </w:rPr>
+      </w:pPr>
+      <w:r>
+        <w:rPr>
+          <w:b/>
+          <w:sz w:val="24"/>
+        </w:rPr>
+        <w:t xml:space="preserve">Objet : </w:t>
+      </w:r>
+      <w:r>
+        <w:rPr>
+          <w:b w:val="0"/>
+          <w:sz w:val="24"/>
+        </w:rPr>
+        <w:t>Attestation certifiant que Mme AZANDJEME Colette est membre fondateur de la SASP et adhérente depuis le 07 janvier 2021 sous le numéro 22. Document délivré pour servir et valoir ce que de droit ; signé par le Professeur OUENDO Edgard-Marius D. (Secrétaire général, pour le Président).</w:t>
+      </w:r>
+    </w:p>
+    <w:p>
+      <w:pPr>
+        <w:keepNext/>
+        <w:spacing w:before="200" w:after="40" w:line="360" w:lineRule="auto"/>
+        <w:jc w:val="left"/>
+        <w:rPr>
+          <w:sz w:val="24"/>
+          <w:szCs w:val="24"/>
+        </w:rPr>
+      </w:pPr>
+      <w:r>
+        <w:rPr>
+          <w:b/>
+          <w:sz w:val="24"/>
+        </w:rPr>
+        <w:t>Attestation n° 8 : Attestation de présidence du comité d’organisation des 6èmes Journées Scientifiques de l’IRSP-CAQ</w:t>
+      </w:r>
+    </w:p>
+    <w:p>
+      <w:pPr>
+        <w:spacing w:after="40" w:line="360" w:lineRule="auto"/>
+        <w:ind w:firstLine="0"/>
+        <w:rPr>
+          <w:sz w:val="24"/>
+          <w:szCs w:val="24"/>
+        </w:rPr>
+      </w:pPr>
+      <w:r>
+        <w:rPr>
+          <w:b/>
+          <w:sz w:val="24"/>
+        </w:rPr>
+        <w:t xml:space="preserve">Date de début : </w:t>
+      </w:r>
+      <w:r>
+        <w:rPr>
+          <w:b w:val="0"/>
+          <w:sz w:val="24"/>
+        </w:rPr>
+        <w:t>22 avril 2025</w:t>
+      </w:r>
+    </w:p>
+    <w:p>
+      <w:pPr>
+        <w:spacing w:after="40" w:line="360" w:lineRule="auto"/>
+        <w:ind w:firstLine="0"/>
+        <w:rPr>
+          <w:sz w:val="24"/>
+          <w:szCs w:val="24"/>
+        </w:rPr>
+      </w:pPr>
+      <w:r>
+        <w:rPr>
+          <w:b/>
+          <w:sz w:val="24"/>
+        </w:rPr>
+        <w:t xml:space="preserve">Date de fin : </w:t>
+      </w:r>
+      <w:r>
+        <w:rPr>
+          <w:b w:val="0"/>
+          <w:sz w:val="24"/>
+        </w:rPr>
+        <w:t>26 avril 2025</w:t>
+      </w:r>
+    </w:p>
+    <w:p>
+      <w:pPr>
+        <w:spacing w:after="40" w:line="360" w:lineRule="auto"/>
+        <w:ind w:firstLine="0"/>
+        <w:rPr>
+          <w:sz w:val="24"/>
+          <w:szCs w:val="24"/>
+        </w:rPr>
+      </w:pPr>
+      <w:r>
+        <w:rPr>
+          <w:b/>
+          <w:sz w:val="24"/>
+        </w:rPr>
+        <w:t xml:space="preserve">Lieu : </w:t>
+      </w:r>
+      <w:r>
+        <w:rPr>
+          <w:b w:val="0"/>
+          <w:sz w:val="24"/>
+        </w:rPr>
+        <w:t>Ouidah, Bénin</w:t>
+      </w:r>
+    </w:p>
+    <w:p>
+      <w:pPr>
+        <w:spacing w:after="60" w:line="360" w:lineRule="auto"/>
+        <w:ind w:firstLine="0"/>
+        <w:rPr>
+          <w:sz w:val="24"/>
+          <w:szCs w:val="24"/>
+        </w:rPr>
+      </w:pPr>
+      <w:r>
+        <w:rPr>
+          <w:b/>
+          <w:sz w:val="24"/>
+        </w:rPr>
+        <w:t xml:space="preserve">Objet : </w:t>
+      </w:r>
+      <w:r>
+        <w:rPr>
+          <w:b w:val="0"/>
+          <w:sz w:val="24"/>
+        </w:rPr>
+        <w:t>Atteste que Dr AZANDJEME Colette Sylvie, MCA, a présidé le comité d’organisation des 6èmes Journées Scientifiques de l’IRSP-CAQ, tenues du 22 au 26 avril 2025 sur le thème « La santé publique, de la pratique clinique à la santé communautaire : état des lieux, défis et perspectives à l’horizon 2030 ». Attestation faite à Ouidah le 26 avril 2025 ; signée par le Dr DJOGBENOU Salako Luc, Directeur de l’IRSP-CAQ.</w:t>
+      </w:r>
+    </w:p>
+    <w:p>
+      <w:pPr>
+        <w:keepNext/>
+        <w:spacing w:before="200" w:after="40" w:line="360" w:lineRule="auto"/>
+        <w:jc w:val="left"/>
+        <w:rPr>
+          <w:sz w:val="24"/>
+          <w:szCs w:val="24"/>
+        </w:rPr>
+      </w:pPr>
+      <w:r>
+        <w:rPr>
+          <w:b/>
+          <w:sz w:val="24"/>
+        </w:rPr>
+        <w:t>Attestation n° 9 : Attestation de facilitation de l’atelier pré-congrès « Élaboration d’un document de projet d’intervention » (6èmes Journées Scientifiques de l’IRSP-CAQ)</w:t>
+      </w:r>
+    </w:p>
+    <w:p>
+      <w:pPr>
+        <w:spacing w:after="40" w:line="360" w:lineRule="auto"/>
+        <w:ind w:firstLine="0"/>
+        <w:rPr>
+          <w:sz w:val="24"/>
+          <w:szCs w:val="24"/>
+        </w:rPr>
+      </w:pPr>
+      <w:r>
+        <w:rPr>
+          <w:b/>
+          <w:sz w:val="24"/>
+        </w:rPr>
+        <w:t xml:space="preserve">Date de début : </w:t>
+      </w:r>
+      <w:r>
+        <w:rPr>
+          <w:b w:val="0"/>
+          <w:sz w:val="24"/>
+        </w:rPr>
+        <w:t>23 avril 2025</w:t>
+      </w:r>
+    </w:p>
+    <w:p>
+      <w:pPr>
+        <w:spacing w:after="40" w:line="360" w:lineRule="auto"/>
+        <w:ind w:firstLine="0"/>
+        <w:rPr>
+          <w:sz w:val="24"/>
+          <w:szCs w:val="24"/>
+        </w:rPr>
+      </w:pPr>
+      <w:r>
+        <w:rPr>
+          <w:b/>
+          <w:sz w:val="24"/>
+        </w:rPr>
+        <w:t xml:space="preserve">Date de fin : </w:t>
+      </w:r>
+      <w:r>
+        <w:rPr>
+          <w:b w:val="0"/>
+          <w:sz w:val="24"/>
+        </w:rPr>
+        <w:t>23 avril 2025</w:t>
+      </w:r>
+    </w:p>
+    <w:p>
+      <w:pPr>
+        <w:spacing w:after="40" w:line="360" w:lineRule="auto"/>
+        <w:ind w:firstLine="0"/>
+        <w:rPr>
+          <w:sz w:val="24"/>
+          <w:szCs w:val="24"/>
+        </w:rPr>
+      </w:pPr>
+      <w:r>
+        <w:rPr>
+          <w:b/>
+          <w:sz w:val="24"/>
+        </w:rPr>
+        <w:t xml:space="preserve">Lieu : </w:t>
+      </w:r>
+      <w:r>
+        <w:rPr>
+          <w:b w:val="0"/>
+          <w:sz w:val="24"/>
+        </w:rPr>
+        <w:t>Ouidah, Bénin</w:t>
+      </w:r>
+    </w:p>
+    <w:p>
+      <w:pPr>
+        <w:spacing w:after="60" w:line="360" w:lineRule="auto"/>
+        <w:ind w:firstLine="0"/>
+        <w:rPr>
+          <w:sz w:val="24"/>
+          <w:szCs w:val="24"/>
+        </w:rPr>
+      </w:pPr>
+      <w:r>
+        <w:rPr>
+          <w:b/>
+          <w:sz w:val="24"/>
+        </w:rPr>
+        <w:t xml:space="preserve">Objet : </w:t>
+      </w:r>
+      <w:r>
+        <w:rPr>
+          <w:b w:val="0"/>
+          <w:sz w:val="24"/>
+        </w:rPr>
+        <w:t>Facilitation de l’atelier pré-congrès organisé le 23 avril 2025 à Ouidah, dans le cadre des 6èmes Journées Scientifiques de l’IRSP-CAQ. Attestation délivrée à Ouidah le 26 avril 2025 ; signée par le Dr PARAISO Moussiliou Noël, Président du comité scientifique.</w:t>
       </w:r>
     </w:p>
     <w:p>

--- a/draft Autre document.docx
+++ b/draft Autre document.docx
@@ -4151,6 +4151,96 @@
           <w:szCs w:val="24"/>
         </w:rPr>
       </w:pPr>
+    </w:p>
+    <w:p>
+      <w:pPr/>
+      <w:r>
+        <w:t>Attestation n° 10 : Attestation de modération des sessions scientifiques des 6èmes Journées Scientifiques de l’IRSP-CAQ</w:t>
+      </w:r>
+    </w:p>
+    <w:p>
+      <w:pPr/>
+      <w:r>
+        <w:t>Date de début : 22 avril 2025</w:t>
+      </w:r>
+    </w:p>
+    <w:p>
+      <w:pPr/>
+      <w:r>
+        <w:t>Date de fin : 26 avril 2025</w:t>
+      </w:r>
+    </w:p>
+    <w:p>
+      <w:pPr/>
+      <w:r>
+        <w:t>Lieu : Ouidah, Bénin</w:t>
+      </w:r>
+    </w:p>
+    <w:p>
+      <w:pPr/>
+      <w:r>
+        <w:t>Objet : Atteste que AZANDJEME Colette Sylvie a assuré la modération des sessions scientifiques des 6èmes Journées Scientifiques de l’IRSP-CAQ, tenues du 22 au 26 avril 2025 sur le thème « La santé publique, de la pratique clinique à la santé communautaire : état des lieux, défis et perspectives à l’horizon 2030 ». Attestation délivrée à Ouidah le 26 avril 2025 ; signée par le Dr PARAISO Moussiliou Noël, Président du comité scientifique.</w:t>
+      </w:r>
+    </w:p>
+    <w:p>
+      <w:pPr/>
+      <w:r>
+        <w:t>Attestation n° 11 : Attestation de participation à l’évaluation des résumés — 6èmes Journées Scientifiques de l’IRSP-CAQ</w:t>
+      </w:r>
+    </w:p>
+    <w:p>
+      <w:pPr/>
+      <w:r>
+        <w:t>Date de début : 22 avril 2025</w:t>
+      </w:r>
+    </w:p>
+    <w:p>
+      <w:pPr/>
+      <w:r>
+        <w:t>Date de fin : 26 avril 2025</w:t>
+      </w:r>
+    </w:p>
+    <w:p>
+      <w:pPr/>
+      <w:r>
+        <w:t>Lieu : Ouidah, Bénin</w:t>
+      </w:r>
+    </w:p>
+    <w:p>
+      <w:pPr/>
+      <w:r>
+        <w:t>Objet : Atteste que AZANDJEME Colette a participé à l’évaluation des résumés soumis dans le cadre des 6èmes Journées Scientifiques de l’IRSP-CAQ, tenues du 22 au 26 avril 2025 sur le thème « La santé publique, de la pratique clinique à la santé communautaire : état des lieux, défis et perspectives à l’horizon 2030 ». Attestation délivrée à Ouidah le 26 avril 2025 ; signée par le Dr PARAISO Moussiliou Noël, Président du comité scientifique.</w:t>
+      </w:r>
+    </w:p>
+    <w:p>
+      <w:pPr/>
+      <w:r>
+        <w:t>Attestation n° 12 : Attestation d’organisation — 4èmes Journées Scientifiques des Sciences de la Santé (J4S3)</w:t>
+      </w:r>
+    </w:p>
+    <w:p>
+      <w:pPr/>
+      <w:r>
+        <w:t>Date de début : 23 septembre 2025</w:t>
+      </w:r>
+    </w:p>
+    <w:p>
+      <w:pPr/>
+      <w:r>
+        <w:t>Date de fin : 27 septembre 2025</w:t>
+      </w:r>
+    </w:p>
+    <w:p>
+      <w:pPr/>
+      <w:r>
+        <w:t>Lieu : Cotonou, Bénin</w:t>
+      </w:r>
+    </w:p>
+    <w:p>
+      <w:pPr/>
+      <w:r>
+        <w:t>Objet : Attestation décernée à AZANDJEME Colette Sylvie pour sa participation active à l’organisation des 4èmes Journées Scientifiques des Sciences de la Santé (J4S3). Document délivré à Cotonou le 27 septembre 2025 ; signé par la Pr Christiane TSHABU AGUEMON (Présidente du comité d’organisation), le Pr Zavier ZOMALHETO (Président du comité scientifique) et le Pr Josué D. G. AVAKOUDJO (Doyen de la FSS).</w:t>
+      </w:r>
     </w:p>
     <w:p>
       <w:pPr>
